--- a/filemanager/templates/gp-template.docx
+++ b/filemanager/templates/gp-template.docx
@@ -333,7 +333,7 @@
           <w:szCs w:val="24"/>
           <w:shd w:val="clear" w:color="auto" w:fill="FFFFFF"/>
         </w:rPr>
-        <w:t xml:space="preserve"> сообщаем, что АО «Научно-исследовательский центр «Строительство», имеет возможность выполнить работы по проведению экспертизы по поставленн{{Q_SUFFIX_ADJ}} вопрос{{Q_SUFFIX_NOUN}}, а именно:</w:t>
+        <w:t xml:space="preserve"> сообщаем, что АО «Научно-исследовательский центр «Строительство» имеет возможность выполнить работы по проведению экспертизы по поставленн{{Q_SUFFIX_ADJ}} вопрос{{Q_SUFFIX_NOUN}}, а именно:</w:t>
       </w:r>
     </w:p>
     <w:p>
@@ -418,7 +418,7 @@
           <w:sz w:val="24"/>
           <w:szCs w:val="24"/>
         </w:rPr>
-        <w:t>{{COST_TEXT}} рублей с НДС.</w:t>
+        <w:t>{{COST_TEXT}} {{COST_UNIT}} с НДС.</w:t>
       </w:r>
     </w:p>
     <w:p>
@@ -490,7 +490,7 @@
           <w:szCs w:val="24"/>
           <w:shd w:val="clear" w:color="auto" w:fill="FFFFFF"/>
         </w:rPr>
-        <w:t xml:space="preserve"> рабочих дней с момента получения необходимых материалов дела.</w:t>
+        <w:t xml:space="preserve"> {{TERM_UNIT}} с момента получения необходимых материалов дела.</w:t>
       </w:r>
     </w:p>
     <w:p>
@@ -594,7 +594,7 @@
           <w:szCs w:val="24"/>
         </w:rPr>
         <w:lastRenderedPageBreak/>
-        <w:t>важнейшим элементом обеспечения требований Федерального закона от 30 декабря 2009 г. № 384-ФЗ «Технический регламент о безопасности зданий и сооружений». В составе Научно-исследовательского центра успешно работают 65 узкоспециализированных отраслевых лабораторий, обладающим необходимым, в том числе уникальным оборудованием.</w:t>
+        <w:t>важнейшим элементом обеспечения требований Федерального закона от 30 декабря 2009 г. № 384-ФЗ «Технический регламент о безопасности зданий и сооружений». В составе Научно-исследовательского центра успешно работают 65 узкоспециализированных отраслевых лабораторий, обладающих необходимым, в том числе уникальным оборудованием.</w:t>
       </w:r>
     </w:p>
     <w:p>
@@ -614,7 +614,7 @@
           <w:sz w:val="24"/>
           <w:szCs w:val="24"/>
         </w:rPr>
-        <w:t>С 2020 г. в составе АО «НИЦ «Строительство» функционирует специализированное подразделение для выполнения независимых исследований и судебных экспертиз в любых регионах Российской Федерации – Дирекция научно-технических проектов и экспертиз. Дирекция выполняет экспертизы в соответствии с положениями норм № 73-ФЗ от 31 мая 2001 г «О государственной судебно-экспертной деятельности в Российской Федерации», ГПК РФ, АПК РФ, УПК РФ и КАС РФ на основании определений Судов. Так же Дирекция выполняет функцию научно-методического обеспечения проведения судебных экспертиз и экспертных исследований.</w:t>
+        <w:t>С 2020 г. в составе АО «НИЦ «Строительство» функционирует специализированное подразделение для выполнения независимых исследований и судебных экспертиз в любых регионах Российской Федерации – Дирекция научно-технических проектов и экспертиз. Дирекция выполняет экспертизы в соответствии с положениями Федерального закона № 73-ФЗ от 31 мая 2001 г «О государственной судебно-экспертной деятельности в Российской Федерации», ГПК РФ, АПК РФ, УПК РФ и КАС РФ на основании определений судов. Также Дирекция выполняет функцию научно-методического обеспечения проведения судебных экспертиз и экспертных исследований.</w:t>
       </w:r>
     </w:p>
     <w:p>
